--- a/benchmark/fixtures/generated/流程绩效-Café会议纪要.docx
+++ b/benchmark/fixtures/generated/流程绩效-Café会议纪要.docx
@@ -24,7 +24,7 @@
     </w:p>
     <w:p>
       <w:r>
-        <w:t>绩效流程是干扰词，DISTRACTOR-REVERSED 不应替代精确短语“流程绩效”。</w:t>
+        <w:t>绩效流程是干扰词，DISTRACTOR-REVERSED 不应作为答案。</w:t>
       </w:r>
     </w:p>
     <w:tbl>
